--- a/templates/openagreements-cc-by-4.0/openagreements-founder-separation-stockholder-consent/template.fill.docx
+++ b/templates/openagreements-cc-by-4.0/openagreements-founder-separation-stockholder-consent/template.fill.docx
@@ -57,19 +57,16 @@
         <w:t xml:space="preserve">{founder_name}</w:t>
       </w:r>
       <w:r>
-        <w:t xml:space="preserve"> (the "Founder") has separated from the Company, and the Company's departure records require an action that is reserved to the stockholders and that the Board of Directors (the "Board") cannot accomplish by board action alone.</w:t>
-      </w:r>
-    </w:p>
-    <w:p>
-      <w:pPr>
-        <w:pStyle w:val="OABody"/>
-      </w:pPr>
-      <w:r>
-        <w:rPr>
-          <w:i/>
-          <w:iCs/>
-        </w:rPr>
-        <w:t xml:space="preserve">Note: This stockholder written consent is used ONLY when a stockholder-reserved act is actually required — for example, the forced removal of a non-resigning director (removal of a director is a stockholder power under Section 141(k) of the Delaware General Corporation Law, not a board power), an amendment to a certificate of incorporation that fixes the number of directors, or an act needed to satisfy a voting agreement or protective provision. A clean, voluntary founder separation is fully accomplished by the board written consent and does NOT require this document. Where signatures are collected over time, each stockholder should date his or her own signature: under Section 228 the consents necessary to take the action must be delivered to the corporation within 60 days of the earliest dated consent. Always consult with counsel before using this consent.</w:t>
+        <w:t xml:space="preserve"> (the "Founder") has separated from the Company, and the stockholders desire to approve the action identified as </w:t>
+      </w:r>
+      <w:r>
+        <w:rPr>
+          <w:highlight w:val="yellow"/>
+        </w:rPr>
+        <w:t xml:space="preserve">{stockholder_action}</w:t>
+      </w:r>
+      <w:r>
+        <w:t xml:space="preserve">.</w:t>
       </w:r>
     </w:p>
     <w:p>
@@ -343,7 +340,7 @@
         <w:spacing w:before="0" w:after="120" w:line="340" w:lineRule="auto"/>
       </w:pPr>
       <w:r>
-        <w:t xml:space="preserve">Adopt the resolution matching the stockholder-reserved action being taken (selected action: </w:t>
+        <w:t xml:space="preserve">The stockholders approve the action identified as </w:t>
       </w:r>
       <w:r>
         <w:rPr>
@@ -352,7 +349,7 @@
         <w:t xml:space="preserve">{stockholder_action}</w:t>
       </w:r>
       <w:r>
-        <w:t xml:space="preserve">). These options are mutually exclusive — adopt only the one that applies.</w:t>
+        <w:t xml:space="preserve"> pursuant to the corresponding resolution below.</w:t>
       </w:r>
     </w:p>
     <w:p>
@@ -412,26 +409,6 @@
       </w:r>
       <w:r>
         <w:t xml:space="preserve">, that the resulting vacancy on the Board be addressed in accordance with the Company's certificate of incorporation and bylaws and the Delaware General Corporation Law.</w:t>
-      </w:r>
-    </w:p>
-    <w:p>
-      <w:pPr>
-        <w:pStyle w:val="OABody"/>
-        <w:numPr>
-          <w:ilvl w:val="1"/>
-          <w:numId w:val="1"/>
-        </w:numPr>
-        <w:spacing w:before="0" w:after="120" w:line="340" w:lineRule="auto"/>
-      </w:pPr>
-      <w:r>
-        <w:rPr>
-          <w:i/>
-          <w:iCs/>
-        </w:rPr>
-        <w:t xml:space="preserve">Note on director removal — confirm before relying on Option A.</w:t>
-      </w:r>
-      <w:r>
-        <w:t xml:space="preserve"> Section 141(k) makes removal a stockholder act, but its exceptions can change the standard or the required vote. If the board is classified (staggered), stockholders may remove a director only for cause unless the certificate of incorporation provides otherwise. If the corporation has cumulative voting, a director may not be removed without cause if the votes cast against removal would have been enough to elect that director. A director elected by a separate class or series of stock is generally removable only by that class or series. Confirm the certificate of incorporation, bylaws, and any voting or stockholders' agreement — and consult counsel — before removing a director by this consent.</w:t>
       </w:r>
     </w:p>
     <w:p>
@@ -638,7 +615,7 @@
         <w:pStyle w:val="OABody"/>
       </w:pPr>
       <w:r>
-        <w:t xml:space="preserve">The undersigned have executed this Action by Written Consent as of the date set forth under his or her name below. Any copy, facsimile, .PDF or other reliable reproduction of this Action by Written Consent may be substituted or used in lieu of the original writing for any and all purposes for which the original writing could be used, provided that such copy, facsimile, .PDF or other reproduction be a complete reproduction of the entire original writing.</w:t>
+        <w:t xml:space="preserve">The undersigned have executed this Action by Written Consent as of the date set forth under his or her name below. Any copy, facsimile,.PDF or other reliable reproduction of this Action by Written Consent may be substituted or used in lieu of the original writing for any and all purposes for which the original writing could be used, provided that such copy, facsimile,.PDF or other reproduction be a complete reproduction of the entire original writing.</w:t>
       </w:r>
     </w:p>
     <w:p>

--- a/templates/openagreements-cc-by-4.0/openagreements-founder-separation-stockholder-consent/template.fill.docx
+++ b/templates/openagreements-cc-by-4.0/openagreements-founder-separation-stockholder-consent/template.fill.docx
@@ -615,7 +615,7 @@
         <w:pStyle w:val="OABody"/>
       </w:pPr>
       <w:r>
-        <w:t xml:space="preserve">The undersigned have executed this Action by Written Consent as of the date set forth under his or her name below. Any copy, facsimile,.PDF or other reliable reproduction of this Action by Written Consent may be substituted or used in lieu of the original writing for any and all purposes for which the original writing could be used, provided that such copy, facsimile,.PDF or other reproduction be a complete reproduction of the entire original writing.</w:t>
+        <w:t xml:space="preserve">The undersigned have executed this Action by Written Consent as of the date set forth under his or her name below. Any copy, facsimile, .PDF or other reliable reproduction of this Action by Written Consent may be substituted or used in lieu of the original writing for any and all purposes for which the original writing could be used, provided that such copy, facsimile, .PDF or other reproduction be a complete reproduction of the entire original writing.</w:t>
       </w:r>
     </w:p>
     <w:p>

--- a/templates/openagreements-cc-by-4.0/openagreements-founder-separation-stockholder-consent/template.fill.docx
+++ b/templates/openagreements-cc-by-4.0/openagreements-founder-separation-stockholder-consent/template.fill.docx
@@ -1349,169 +1349,79 @@
 
 <file path=word/header1.xml><?xml version="1.0" encoding="utf-8"?>
 <w:hdr xmlns:w="http://schemas.openxmlformats.org/wordprocessingml/2006/main" xmlns:r="http://schemas.openxmlformats.org/officeDocument/2006/relationships">
-  <w:tbl>
-    <w:tblPr>
-      <w:tblW w:w="10080" w:type="dxa"/>
-      <w:tblBorders>
-        <w:top w:val="none" w:sz="0" w:space="0" w:color="auto"/>
-        <w:left w:val="none" w:sz="0" w:space="0" w:color="auto"/>
+  <w:p>
+    <w:pPr>
+      <w:pBdr>
         <w:bottom w:val="single" w:sz="8" w:space="0" w:color="107087"/>
-        <w:right w:val="none" w:sz="0" w:space="0" w:color="auto"/>
-        <w:insideH w:val="none" w:sz="0" w:space="0" w:color="auto"/>
-        <w:insideV w:val="none" w:sz="0" w:space="0" w:color="auto"/>
-      </w:tblBorders>
-      <w:tblLayout w:type="fixed"/>
-    </w:tblPr>
-    <w:tblGrid>
-      <w:gridCol w:w="10080"/>
-    </w:tblGrid>
-    <w:tr>
-      <w:tc>
-        <w:tcPr>
-          <w:tcW w:w="10080" w:type="dxa"/>
-          <w:tcBorders>
-            <w:bottom w:val="single" w:sz="8" w:space="0" w:color="107087"/>
-          </w:tcBorders>
-          <w:tcMar>
-            <w:top w:w="0" w:type="dxa"/>
-            <w:left w:w="0" w:type="dxa"/>
-            <w:bottom w:w="40" w:type="dxa"/>
-            <w:right w:w="0" w:type="dxa"/>
-          </w:tcMar>
-        </w:tcPr>
-        <w:p>
-          <w:pPr>
-            <w:spacing w:after="0"/>
-            <w:jc w:val="right"/>
-          </w:pPr>
-          <w:r>
-            <w:rPr>
-              <w:rFonts w:ascii="Arial" w:hAnsi="Arial" w:cs="Arial"/>
-              <w:b/>
-              <w:bCs/>
-              <w:caps/>
-              <w:color w:val="107087"/>
-              <w:sz w:val="18"/>
-              <w:szCs w:val="18"/>
-            </w:rPr>
-            <w:t xml:space="preserve">Key Terms</w:t>
-          </w:r>
-        </w:p>
-      </w:tc>
-    </w:tr>
-  </w:tbl>
+      </w:pBdr>
+      <w:spacing w:after="0"/>
+      <w:jc w:val="right"/>
+    </w:pPr>
+    <w:r>
+      <w:rPr>
+        <w:rFonts w:ascii="Arial" w:hAnsi="Arial" w:cs="Arial"/>
+        <w:b/>
+        <w:bCs/>
+        <w:caps/>
+        <w:color w:val="107087"/>
+        <w:sz w:val="18"/>
+        <w:szCs w:val="18"/>
+      </w:rPr>
+      <w:t xml:space="preserve">Key Terms</w:t>
+    </w:r>
+  </w:p>
 </w:hdr>
 </file>
 
 <file path=word/header2.xml><?xml version="1.0" encoding="utf-8"?>
 <w:hdr xmlns:w="http://schemas.openxmlformats.org/wordprocessingml/2006/main" xmlns:r="http://schemas.openxmlformats.org/officeDocument/2006/relationships">
-  <w:tbl>
-    <w:tblPr>
-      <w:tblW w:w="10080" w:type="dxa"/>
-      <w:tblBorders>
-        <w:top w:val="none" w:sz="0" w:space="0" w:color="auto"/>
-        <w:left w:val="none" w:sz="0" w:space="0" w:color="auto"/>
+  <w:p>
+    <w:pPr>
+      <w:pBdr>
         <w:bottom w:val="single" w:sz="8" w:space="0" w:color="107087"/>
-        <w:right w:val="none" w:sz="0" w:space="0" w:color="auto"/>
-        <w:insideH w:val="none" w:sz="0" w:space="0" w:color="auto"/>
-        <w:insideV w:val="none" w:sz="0" w:space="0" w:color="auto"/>
-      </w:tblBorders>
-      <w:tblLayout w:type="fixed"/>
-    </w:tblPr>
-    <w:tblGrid>
-      <w:gridCol w:w="10080"/>
-    </w:tblGrid>
-    <w:tr>
-      <w:tc>
-        <w:tcPr>
-          <w:tcW w:w="10080" w:type="dxa"/>
-          <w:tcBorders>
-            <w:bottom w:val="single" w:sz="8" w:space="0" w:color="107087"/>
-          </w:tcBorders>
-          <w:tcMar>
-            <w:top w:w="0" w:type="dxa"/>
-            <w:left w:w="0" w:type="dxa"/>
-            <w:bottom w:w="40" w:type="dxa"/>
-            <w:right w:w="0" w:type="dxa"/>
-          </w:tcMar>
-        </w:tcPr>
-        <w:p>
-          <w:pPr>
-            <w:spacing w:after="0"/>
-            <w:jc w:val="right"/>
-          </w:pPr>
-          <w:r>
-            <w:rPr>
-              <w:rFonts w:ascii="Arial" w:hAnsi="Arial" w:cs="Arial"/>
-              <w:b/>
-              <w:bCs/>
-              <w:caps/>
-              <w:color w:val="107087"/>
-              <w:sz w:val="18"/>
-              <w:szCs w:val="18"/>
-            </w:rPr>
-            <w:t xml:space="preserve">Resolutions</w:t>
-          </w:r>
-        </w:p>
-      </w:tc>
-    </w:tr>
-  </w:tbl>
+      </w:pBdr>
+      <w:spacing w:after="0"/>
+      <w:jc w:val="right"/>
+    </w:pPr>
+    <w:r>
+      <w:rPr>
+        <w:rFonts w:ascii="Arial" w:hAnsi="Arial" w:cs="Arial"/>
+        <w:b/>
+        <w:bCs/>
+        <w:caps/>
+        <w:color w:val="107087"/>
+        <w:sz w:val="18"/>
+        <w:szCs w:val="18"/>
+      </w:rPr>
+      <w:t xml:space="preserve">Resolutions</w:t>
+    </w:r>
+  </w:p>
 </w:hdr>
 </file>
 
 <file path=word/header3.xml><?xml version="1.0" encoding="utf-8"?>
 <w:hdr xmlns:w="http://schemas.openxmlformats.org/wordprocessingml/2006/main" xmlns:r="http://schemas.openxmlformats.org/officeDocument/2006/relationships">
-  <w:tbl>
-    <w:tblPr>
-      <w:tblW w:w="10080" w:type="dxa"/>
-      <w:tblBorders>
-        <w:top w:val="none" w:sz="0" w:space="0" w:color="auto"/>
-        <w:left w:val="none" w:sz="0" w:space="0" w:color="auto"/>
+  <w:p>
+    <w:pPr>
+      <w:pBdr>
         <w:bottom w:val="single" w:sz="8" w:space="0" w:color="107087"/>
-        <w:right w:val="none" w:sz="0" w:space="0" w:color="auto"/>
-        <w:insideH w:val="none" w:sz="0" w:space="0" w:color="auto"/>
-        <w:insideV w:val="none" w:sz="0" w:space="0" w:color="auto"/>
-      </w:tblBorders>
-      <w:tblLayout w:type="fixed"/>
-    </w:tblPr>
-    <w:tblGrid>
-      <w:gridCol w:w="10080"/>
-    </w:tblGrid>
-    <w:tr>
-      <w:tc>
-        <w:tcPr>
-          <w:tcW w:w="10080" w:type="dxa"/>
-          <w:tcBorders>
-            <w:bottom w:val="single" w:sz="8" w:space="0" w:color="107087"/>
-          </w:tcBorders>
-          <w:tcMar>
-            <w:top w:w="0" w:type="dxa"/>
-            <w:left w:w="0" w:type="dxa"/>
-            <w:bottom w:w="40" w:type="dxa"/>
-            <w:right w:w="0" w:type="dxa"/>
-          </w:tcMar>
-        </w:tcPr>
-        <w:p>
-          <w:pPr>
-            <w:spacing w:after="0"/>
-            <w:jc w:val="right"/>
-          </w:pPr>
-          <w:r>
-            <w:rPr>
-              <w:rFonts w:ascii="Arial" w:hAnsi="Arial" w:cs="Arial"/>
-              <w:b/>
-              <w:bCs/>
-              <w:caps/>
-              <w:color w:val="107087"/>
-              <w:sz w:val="18"/>
-              <w:szCs w:val="18"/>
-            </w:rPr>
-            <w:t xml:space="preserve">Signature Page</w:t>
-          </w:r>
-        </w:p>
-      </w:tc>
-    </w:tr>
-  </w:tbl>
+      </w:pBdr>
+      <w:spacing w:after="0"/>
+      <w:jc w:val="right"/>
+    </w:pPr>
+    <w:r>
+      <w:rPr>
+        <w:rFonts w:ascii="Arial" w:hAnsi="Arial" w:cs="Arial"/>
+        <w:b/>
+        <w:bCs/>
+        <w:caps/>
+        <w:color w:val="107087"/>
+        <w:sz w:val="18"/>
+        <w:szCs w:val="18"/>
+      </w:rPr>
+      <w:t xml:space="preserve">Signature Page</w:t>
+    </w:r>
+  </w:p>
 </w:hdr>
 </file>
 
